--- a/career/Zain-Dana-Harper-Resume-Grounds.docx
+++ b/career/Zain-Dana-Harper-Resume-Grounds.docx
@@ -559,6 +559,9 @@
     <w:name w:val="Normal"/>
     <w:qFormat/>
     <w:rsid w:val="00FC693F"/>
+    <w:rPr>
+      <w:sz w:val="21"/>
+    </w:rPr>
   </w:style>
   <w:style w:type="paragraph" w:styleId="Header">
     <w:name w:val="header"/>

--- a/career/Zain-Dana-Harper-Resume-Grounds.docx
+++ b/career/Zain-Dana-Harper-Resume-Grounds.docx
@@ -5,6 +5,7 @@
     <w:p>
       <w:pPr>
         <w:pStyle w:val="Title"/>
+        <w:spacing w:before="0" w:after="30" w:line="240" w:lineRule="auto"/>
       </w:pPr>
       <w:r>
         <w:t>Zain Dana Harper - Grounds, Arboriculture, and Parks Operations</w:t>
@@ -13,32 +14,48 @@
     <w:p>
       <w:pPr>
         <w:pStyle w:val="Heading2"/>
+        <w:spacing w:before="0" w:after="30" w:line="240" w:lineRule="auto"/>
       </w:pPr>
       <w:r>
         <w:t>Contact</w:t>
       </w:r>
     </w:p>
     <w:p>
+      <w:pPr>
+        <w:spacing w:before="0" w:after="30" w:line="240" w:lineRule="auto"/>
+      </w:pPr>
       <w:r>
         <w:t>Zain Dana Harper</w:t>
       </w:r>
     </w:p>
     <w:p>
+      <w:pPr>
+        <w:spacing w:before="0" w:after="30" w:line="240" w:lineRule="auto"/>
+      </w:pPr>
       <w:r>
         <w:t>Seattle, Washington | zaindharper@gmail.com</w:t>
       </w:r>
     </w:p>
     <w:p>
+      <w:pPr>
+        <w:spacing w:before="0" w:after="30" w:line="240" w:lineRule="auto"/>
+      </w:pPr>
       <w:r>
         <w:t>https://www.linkedin.com/in/zaindanaharper/</w:t>
       </w:r>
     </w:p>
     <w:p>
+      <w:pPr>
+        <w:spacing w:before="0" w:after="30" w:line="240" w:lineRule="auto"/>
+      </w:pPr>
       <w:r>
         <w:t>https://github.com/HarperZ9</w:t>
       </w:r>
     </w:p>
     <w:p>
+      <w:pPr>
+        <w:spacing w:before="0" w:after="30" w:line="240" w:lineRule="auto"/>
+      </w:pPr>
       <w:r>
         <w:t>https://harperz9.github.io</w:t>
       </w:r>
@@ -46,12 +63,16 @@
     <w:p>
       <w:pPr>
         <w:pStyle w:val="Heading2"/>
+        <w:spacing w:before="0" w:after="30" w:line="240" w:lineRule="auto"/>
       </w:pPr>
       <w:r>
         <w:t>Target</w:t>
       </w:r>
     </w:p>
     <w:p>
+      <w:pPr>
+        <w:spacing w:before="0" w:after="30" w:line="240" w:lineRule="auto"/>
+      </w:pPr>
       <w:r>
         <w:t>Grounds, Arboriculture, and Parks Operations</w:t>
       </w:r>
@@ -59,17 +80,24 @@
     <w:p>
       <w:pPr>
         <w:pStyle w:val="Heading2"/>
+        <w:spacing w:before="0" w:after="30" w:line="240" w:lineRule="auto"/>
       </w:pPr>
       <w:r>
         <w:t>Summary</w:t>
       </w:r>
     </w:p>
     <w:p>
+      <w:pPr>
+        <w:spacing w:before="0" w:after="30" w:line="240" w:lineRule="auto"/>
+      </w:pPr>
       <w:r>
         <w:t>Grounds and arboriculture operator with applicant-reported long-duration field experience and</w:t>
       </w:r>
     </w:p>
     <w:p>
+      <w:pPr>
+        <w:spacing w:before="0" w:after="30" w:line="240" w:lineRule="auto"/>
+      </w:pPr>
       <w:r>
         <w:t>public-service work, kept separate from the technical application cohort.</w:t>
       </w:r>
@@ -77,32 +105,48 @@
     <w:p>
       <w:pPr>
         <w:pStyle w:val="Heading2"/>
+        <w:spacing w:before="0" w:after="30" w:line="240" w:lineRule="auto"/>
       </w:pPr>
       <w:r>
         <w:t>Field capabilities</w:t>
       </w:r>
     </w:p>
     <w:p>
+      <w:pPr>
+        <w:spacing w:before="0" w:after="30" w:line="240" w:lineRule="auto"/>
+      </w:pPr>
       <w:r>
         <w:t>Eleven years of applicant-reported grounds and arboriculture work.</w:t>
       </w:r>
     </w:p>
     <w:p>
+      <w:pPr>
+        <w:spacing w:before="0" w:after="30" w:line="240" w:lineRule="auto"/>
+      </w:pPr>
       <w:r>
         <w:t>Pruning, planting, transplanting, watering, disease identification, soil and root inspection,</w:t>
       </w:r>
     </w:p>
     <w:p>
+      <w:pPr>
+        <w:spacing w:before="0" w:after="30" w:line="240" w:lineRule="auto"/>
+      </w:pPr>
       <w:r>
         <w:t>site assessment, structural safety review, and client relations.</w:t>
       </w:r>
     </w:p>
     <w:p>
+      <w:pPr>
+        <w:spacing w:before="0" w:after="30" w:line="240" w:lineRule="auto"/>
+      </w:pPr>
       <w:r>
         <w:t>Comfortable with physical work, outdoor weather, shift variation, public contact, and</w:t>
       </w:r>
     </w:p>
     <w:p>
+      <w:pPr>
+        <w:spacing w:before="0" w:after="30" w:line="240" w:lineRule="auto"/>
+      </w:pPr>
       <w:r>
         <w:t>herbicide-related duties when required.</w:t>
       </w:r>
@@ -110,65 +154,89 @@
     <w:p>
       <w:pPr>
         <w:pStyle w:val="Heading2"/>
+        <w:spacing w:before="0" w:after="30" w:line="240" w:lineRule="auto"/>
       </w:pPr>
       <w:r>
         <w:t>Experience</w:t>
       </w:r>
     </w:p>
     <w:p>
+      <w:pPr>
+        <w:spacing w:before="0" w:after="30" w:line="240" w:lineRule="auto"/>
+      </w:pPr>
       <w:r>
-        <w:t>Technical Networking Support, Xbox Division | Redmond, Washington | 2013 to 2014</w:t>
+        <w:t>Technical Networking Support, Xbox/Microsoft contract | subcontracted through Stream/Convergys | Wilsonville, Oregon | 2013 to 2014</w:t>
       </w:r>
     </w:p>
     <w:p>
+      <w:pPr>
+        <w:spacing w:before="0" w:after="30" w:line="240" w:lineRule="auto"/>
+      </w:pPr>
       <w:r>
-        <w:t>Operations and Commercial Arboriculture Lead | Seattle-area family business | started 2015;</w:t>
+        <w:t>Operations and Commercial Arboriculture Lead | Seattle-area family business | started 2015</w:t>
       </w:r>
     </w:p>
     <w:p>
+      <w:pPr>
+        <w:spacing w:before="0" w:after="30" w:line="240" w:lineRule="auto"/>
+      </w:pPr>
       <w:r>
-        <w:t>current status unconfirmed</w:t>
+        <w:t>Freelance Technical Writer, Documentation, and Product Operations | independent practice | started 2017</w:t>
       </w:r>
     </w:p>
     <w:p>
+      <w:pPr>
+        <w:spacing w:before="0" w:after="30" w:line="240" w:lineRule="auto"/>
+      </w:pPr>
       <w:r>
-        <w:t>Freelance Technical Writer, Documentation, and Product Operations | independent practice |</w:t>
+        <w:t>Independent Systems Engineer | independent practice | started 2023</w:t>
       </w:r>
     </w:p>
     <w:p>
+      <w:pPr>
+        <w:spacing w:before="0" w:after="30" w:line="240" w:lineRule="auto"/>
+      </w:pPr>
       <w:r>
-        <w:t>started 2017; current status unconfirmed</w:t>
-      </w:r>
-    </w:p>
-    <w:p>
-      <w:r>
-        <w:t>Independent Systems Engineer | independent practice | started 2023; current status unconfirmed</w:t>
+        <w:t>These start years do not state current status or an end date; both remain unspecified.</w:t>
       </w:r>
     </w:p>
     <w:p>
       <w:pPr>
         <w:pStyle w:val="Heading2"/>
+        <w:spacing w:before="0" w:after="30" w:line="240" w:lineRule="auto"/>
       </w:pPr>
       <w:r>
         <w:t>Public service</w:t>
       </w:r>
     </w:p>
     <w:p>
+      <w:pPr>
+        <w:spacing w:before="0" w:after="30" w:line="240" w:lineRule="auto"/>
+      </w:pPr>
       <w:r>
         <w:t>Applicant-reported volunteer tree work through Plant Amnesty and Seattle community service</w:t>
       </w:r>
     </w:p>
     <w:p>
+      <w:pPr>
+        <w:spacing w:before="0" w:after="30" w:line="240" w:lineRule="auto"/>
+      </w:pPr>
       <w:r>
         <w:t>donation days.</w:t>
       </w:r>
     </w:p>
     <w:p>
+      <w:pPr>
+        <w:spacing w:before="0" w:after="30" w:line="240" w:lineRule="auto"/>
+      </w:pPr>
       <w:r>
         <w:t>Work included institutions and public/community sites such as Ryther Center, Danny Woo Community</w:t>
       </w:r>
     </w:p>
     <w:p>
+      <w:pPr>
+        <w:spacing w:before="0" w:after="30" w:line="240" w:lineRule="auto"/>
+      </w:pPr>
       <w:r>
         <w:t>Garden, Good Shepherd Center, and the Cass Turnbull Memorial Garden area.</w:t>
       </w:r>
@@ -176,19 +244,23 @@
     <w:p>
       <w:pPr>
         <w:pStyle w:val="Heading2"/>
+        <w:spacing w:before="0" w:after="30" w:line="240" w:lineRule="auto"/>
       </w:pPr>
       <w:r>
         <w:t>Education</w:t>
       </w:r>
     </w:p>
     <w:p>
+      <w:pPr>
+        <w:spacing w:before="0" w:after="30" w:line="240" w:lineRule="auto"/>
+      </w:pPr>
       <w:r>
         <w:t>High School Diploma, Wilsonville High School, 2013</w:t>
       </w:r>
     </w:p>
     <w:sectPr>
       <w:pgSz w:w="12240" w:h="15840"/>
-      <w:pgMar w:top="792" w:right="936" w:bottom="792" w:left="936" w:header="720" w:footer="720" w:gutter="0"/>
+      <w:pgMar w:top="605" w:right="720" w:bottom="605" w:left="720" w:header="720" w:footer="720" w:gutter="0"/>
       <w:cols w:space="720"/>
       <w:docGrid w:linePitch="360"/>
     </w:sectPr>
@@ -560,7 +632,8 @@
     <w:qFormat/>
     <w:rsid w:val="00FC693F"/>
     <w:rPr>
-      <w:sz w:val="21"/>
+      <w:rFonts w:ascii="Arial" w:hAnsi="Arial"/>
+      <w:sz w:val="16"/>
     </w:rPr>
   </w:style>
   <w:style w:type="paragraph" w:styleId="Header">
@@ -646,11 +719,11 @@
       <w:outlineLvl w:val="1"/>
     </w:pPr>
     <w:rPr>
-      <w:rFonts w:asciiTheme="majorHAnsi" w:eastAsiaTheme="majorEastAsia" w:hAnsiTheme="majorHAnsi" w:cstheme="majorBidi"/>
+      <w:rFonts w:asciiTheme="majorHAnsi" w:eastAsiaTheme="majorEastAsia" w:hAnsiTheme="majorHAnsi" w:cstheme="majorBidi" w:ascii="Arial" w:hAnsi="Arial"/>
       <w:b/>
       <w:bCs/>
       <w:color w:val="4F81BD" w:themeColor="accent1"/>
-      <w:sz w:val="26"/>
+      <w:sz w:val="18"/>
       <w:szCs w:val="26"/>
     </w:rPr>
   </w:style>
@@ -911,11 +984,11 @@
       <w:contextualSpacing/>
     </w:pPr>
     <w:rPr>
-      <w:rFonts w:asciiTheme="majorHAnsi" w:eastAsiaTheme="majorEastAsia" w:hAnsiTheme="majorHAnsi" w:cstheme="majorBidi"/>
+      <w:rFonts w:asciiTheme="majorHAnsi" w:eastAsiaTheme="majorEastAsia" w:hAnsiTheme="majorHAnsi" w:cstheme="majorBidi" w:ascii="Arial" w:hAnsi="Arial"/>
       <w:color w:val="17365D" w:themeColor="text2" w:themeShade="BF"/>
       <w:spacing w:val="5"/>
       <w:kern w:val="28"/>
-      <w:sz w:val="52"/>
+      <w:sz w:val="28"/>
       <w:szCs w:val="52"/>
     </w:rPr>
   </w:style>

--- a/career/Zain-Dana-Harper-Resume-Grounds.docx
+++ b/career/Zain-Dana-Harper-Resume-Grounds.docx
@@ -165,7 +165,7 @@
         <w:spacing w:before="0" w:after="30" w:line="240" w:lineRule="auto"/>
       </w:pPr>
       <w:r>
-        <w:t>Technical Networking Support, Xbox/Microsoft contract | subcontracted through Stream/Convergys | Wilsonville, Oregon | 2013 to 2014</w:t>
+        <w:t>Technical Networking Support, Xbox/Microsoft contract | subcontracted through Stream/Convergys | Wilsonville, Oregon | 2014 to 2015</w:t>
       </w:r>
     </w:p>
     <w:p>

--- a/career/Zain-Dana-Harper-Resume-Grounds.docx
+++ b/career/Zain-Dana-Harper-Resume-Grounds.docx
@@ -173,7 +173,15 @@
         <w:spacing w:before="0" w:after="30" w:line="240" w:lineRule="auto"/>
       </w:pPr>
       <w:r>
-        <w:t>Operations and Commercial Arboriculture Lead | Seattle-area family business | started 2015</w:t>
+        <w:t>Full-time operations and commercial arboriculture | Legendary Tree (organization label) | April 25, 2015 to June 2, 2026</w:t>
+      </w:r>
+    </w:p>
+    <w:p>
+      <w:pPr>
+        <w:spacing w:before="0" w:after="30" w:line="240" w:lineRule="auto"/>
+      </w:pPr>
+      <w:r>
+        <w:t>Legendary Tree is the applicant-provided organization label; no conventional job title or legal employer of record is asserted.</w:t>
       </w:r>
     </w:p>
     <w:p>
@@ -197,7 +205,7 @@
         <w:spacing w:before="0" w:after="30" w:line="240" w:lineRule="auto"/>
       </w:pPr>
       <w:r>
-        <w:t>These start years do not state current status or an end date; both remain unspecified.</w:t>
+        <w:t>The 2017 and 2023 start years do not state current status or an end date; both remain unspecified.</w:t>
       </w:r>
     </w:p>
     <w:p>
